--- a/data/templates/Waiver_of_Arraignment.docx
+++ b/data/templates/Waiver_of_Arraignment.docx
@@ -233,7 +233,7 @@
       <w:r>
         <w:t>{{attorney_name}}</w:t>
         <w:tab/>
-        <w:t>#{{bar_number}}</w:t>
+        <w:t>{{bar_number}}</w:t>
       </w:r>
     </w:p>
     <w:p>
